--- a/thanapat_research/chapters/ch04_results_discussion.docx
+++ b/thanapat_research/chapters/ch04_results_discussion.docx
@@ -12,7 +12,7 @@
       </w:r>
     </w:p>
     <w:bookmarkEnd w:id="9"/>
-    <w:bookmarkStart w:id="30" w:name="ผลการวจยและการอภปรายผล"/>
+    <w:bookmarkStart w:id="39" w:name="ผลการวจยและการอภปรายผล"/>
     <w:p>
       <w:pPr>
         <w:pStyle w:val="Heading1"/>
@@ -92,7 +92,7 @@
         </w:pict>
       </w:r>
     </w:p>
-    <w:bookmarkStart w:id="12" w:name="Xc0a0a31f68099260c8342f08076c1514c03608a"/>
+    <w:bookmarkStart w:id="15" w:name="Xc0a0a31f68099260c8342f08076c1514c03608a"/>
     <w:p>
       <w:pPr>
         <w:pStyle w:val="Heading2"/>
@@ -109,7 +109,7 @@
         <w:t xml:space="preserve">คณะผู้วิจัยประสบความสำเร็จในการพัฒนาชุดทดสอบค่าความเป็นกรด-ด่างของดินแบบพกพาภาคสนามความแม่นยำสูง (Handheld High-Precision Field Soil Test Kit) โดยมีลักษณะทางกายภาพ วงจรอิเล็กทรอนิกส์ และสมรรถนะการทำงานของระบบฮาร์ดแวร์ ดังนี้</w:t>
       </w:r>
     </w:p>
-    <w:bookmarkStart w:id="10" w:name="โครงสรางตวเครองและกลองบรรจภณฑภาคสนาม"/>
+    <w:bookmarkStart w:id="13" w:name="โครงสรางตวเครองและกลองบรรจภณฑภาคสนาม"/>
     <w:p>
       <w:pPr>
         <w:pStyle w:val="Heading3"/>
@@ -162,8 +162,71 @@
         <w:t xml:space="preserve">พอร์ตเชื่อมต่อโพรบวัดดินใช้ขั้วต่อแบบ Aviation Connector ชนิดกันน้ำมาตรฐาน IP67 พร้อมฝาปิดซิลิโคนสำหรับพอร์ตชาร์จ USB Type-C และสวิตช์เปิด-ปิดแบบกลไกกันฝุ่น</w:t>
       </w:r>
     </w:p>
-    <w:bookmarkEnd w:id="10"/>
-    <w:bookmarkStart w:id="11" w:name="Xe246078e732988c373348ef3ee38f172a536bd7"/>
+    <w:p>
+      <w:pPr>
+        <w:pStyle w:val="FirstParagraph"/>
+      </w:pPr>
+      <w:r>
+        <w:t xml:space="preserve">ชุดทดสอบค่าความเป็นกรด-ด่างของดินแบบพกพาภาคสนามต้นแบบสมบูรณ์แสดงดังภาพที่ 4.1</w:t>
+      </w:r>
+    </w:p>
+    <w:p>
+      <w:pPr>
+        <w:pStyle w:val="CaptionedFigure"/>
+      </w:pPr>
+      <w:r>
+        <w:drawing>
+          <wp:inline>
+            <wp:extent cx="4194048" cy="2340864"/>
+            <wp:effectExtent b="0" l="0" r="0" t="0"/>
+            <wp:docPr descr="ภาพที่ 4.1 ชุดทดสอบค่าความเป็นกรด-ด่างของดินแบบพกพาภาคสนามต้นแบบสมบูรณ์ พร้อมโพรบวัดดิน 7-in-1" title="" id="11" name="Picture"/>
+            <a:graphic>
+              <a:graphicData uri="http://schemas.openxmlformats.org/drawingml/2006/picture">
+                <pic:pic>
+                  <pic:nvPicPr>
+                    <pic:cNvPr descr="figures/fig4_1_handheld_kit_prototype.jpg" id="12" name="Picture"/>
+                    <pic:cNvPicPr>
+                      <a:picLocks noChangeArrowheads="1" noChangeAspect="1"/>
+                    </pic:cNvPicPr>
+                  </pic:nvPicPr>
+                  <pic:blipFill>
+                    <a:blip r:embed="rId10"/>
+                    <a:stretch>
+                      <a:fillRect/>
+                    </a:stretch>
+                  </pic:blipFill>
+                  <pic:spPr bwMode="auto">
+                    <a:xfrm>
+                      <a:off x="0" y="0"/>
+                      <a:ext cx="4194048" cy="2340864"/>
+                    </a:xfrm>
+                    <a:prstGeom prst="rect">
+                      <a:avLst/>
+                    </a:prstGeom>
+                    <a:noFill/>
+                    <a:ln w="9525">
+                      <a:noFill/>
+                      <a:headEnd/>
+                      <a:tailEnd/>
+                    </a:ln>
+                  </pic:spPr>
+                </pic:pic>
+              </a:graphicData>
+            </a:graphic>
+          </wp:inline>
+        </w:drawing>
+      </w:r>
+    </w:p>
+    <w:p>
+      <w:pPr>
+        <w:pStyle w:val="ImageCaption"/>
+      </w:pPr>
+      <w:r>
+        <w:t xml:space="preserve">ภาพที่ 4.1 ชุดทดสอบค่าความเป็นกรด-ด่างของดินแบบพกพาภาคสนามต้นแบบสมบูรณ์ พร้อมโพรบวัดดิน 7-in-1</w:t>
+      </w:r>
+    </w:p>
+    <w:bookmarkEnd w:id="13"/>
+    <w:bookmarkStart w:id="14" w:name="Xe246078e732988c373348ef3ee38f172a536bd7"/>
     <w:p>
       <w:pPr>
         <w:pStyle w:val="Heading3"/>
@@ -754,9 +817,9 @@
         </w:pict>
       </w:r>
     </w:p>
-    <w:bookmarkEnd w:id="11"/>
-    <w:bookmarkEnd w:id="12"/>
-    <w:bookmarkStart w:id="14" w:name="X6c1f69b4a3fbe0f81ce56df0d749170dd148b8d"/>
+    <w:bookmarkEnd w:id="14"/>
+    <w:bookmarkEnd w:id="15"/>
+    <w:bookmarkStart w:id="20" w:name="X6c1f69b4a3fbe0f81ce56df0d749170dd148b8d"/>
     <w:p>
       <w:pPr>
         <w:pStyle w:val="Heading2"/>
@@ -809,10 +872,65 @@
         <w:t xml:space="preserve"> </w:t>
       </w:r>
       <w:r>
-        <w:t xml:space="preserve">เพื่อให้อ่านค่าง่าย ชัดเจน และมีลำดับชั้นของข้อมูลที่เหมาะสม ดังนี้</w:t>
+        <w:t xml:space="preserve">เพื่อให้อ่านค่าง่าย ชัดเจน และมีลำดับชั้นของข้อมูลที่เหมาะสม ดังแสดงในภาพที่ 4.2</w:t>
       </w:r>
     </w:p>
-    <w:bookmarkStart w:id="13" w:name="สวนประกอบโครงสรางหนาจอ-cyber-dashboard"/>
+    <w:p>
+      <w:pPr>
+        <w:pStyle w:val="CaptionedFigure"/>
+      </w:pPr>
+      <w:r>
+        <w:drawing>
+          <wp:inline>
+            <wp:extent cx="5334000" cy="3556000"/>
+            <wp:effectExtent b="0" l="0" r="0" t="0"/>
+            <wp:docPr descr="ภาพที่ 4.2 ส่วนต่อประสานผู้ใช้ Cyber Dashboard UI บนจอแสดงผลสี IPS ขนาด 3.5 นิ้ว แสดงผลค่า pH ชดเชยด้วยปัญญาประดิษฐ์และพารามิเตอร์ดิน 7 ค่า" title="" id="17" name="Picture"/>
+            <a:graphic>
+              <a:graphicData uri="http://schemas.openxmlformats.org/drawingml/2006/picture">
+                <pic:pic>
+                  <pic:nvPicPr>
+                    <pic:cNvPr descr="figures/fig4_2_cyber_dashboard_display.png" id="18" name="Picture"/>
+                    <pic:cNvPicPr>
+                      <a:picLocks noChangeArrowheads="1" noChangeAspect="1"/>
+                    </pic:cNvPicPr>
+                  </pic:nvPicPr>
+                  <pic:blipFill>
+                    <a:blip r:embed="rId16"/>
+                    <a:stretch>
+                      <a:fillRect/>
+                    </a:stretch>
+                  </pic:blipFill>
+                  <pic:spPr bwMode="auto">
+                    <a:xfrm>
+                      <a:off x="0" y="0"/>
+                      <a:ext cx="5334000" cy="3556000"/>
+                    </a:xfrm>
+                    <a:prstGeom prst="rect">
+                      <a:avLst/>
+                    </a:prstGeom>
+                    <a:noFill/>
+                    <a:ln w="9525">
+                      <a:noFill/>
+                      <a:headEnd/>
+                      <a:tailEnd/>
+                    </a:ln>
+                  </pic:spPr>
+                </pic:pic>
+              </a:graphicData>
+            </a:graphic>
+          </wp:inline>
+        </w:drawing>
+      </w:r>
+    </w:p>
+    <w:p>
+      <w:pPr>
+        <w:pStyle w:val="ImageCaption"/>
+      </w:pPr>
+      <w:r>
+        <w:t xml:space="preserve">ภาพที่ 4.2 ส่วนต่อประสานผู้ใช้ Cyber Dashboard UI บนจอแสดงผลสี IPS ขนาด 3.5 นิ้ว แสดงผลค่า pH ชดเชยด้วยปัญญาประดิษฐ์และพารามิเตอร์ดิน 7 ค่า</w:t>
+      </w:r>
+    </w:p>
+    <w:bookmarkStart w:id="19" w:name="สวนประกอบโครงสรางหนาจอ-cyber-dashboard"/>
     <w:p>
       <w:pPr>
         <w:pStyle w:val="Heading3"/>
@@ -1380,9 +1498,9 @@
         </w:pict>
       </w:r>
     </w:p>
-    <w:bookmarkEnd w:id="13"/>
-    <w:bookmarkEnd w:id="14"/>
-    <w:bookmarkStart w:id="15" w:name="X15b9ffea8263bc4fa21a5d51f446e1c4032774d"/>
+    <w:bookmarkEnd w:id="19"/>
+    <w:bookmarkEnd w:id="20"/>
+    <w:bookmarkStart w:id="21" w:name="X15b9ffea8263bc4fa21a5d51f446e1c4032774d"/>
     <w:p>
       <w:pPr>
         <w:pStyle w:val="Heading2"/>
@@ -3286,8 +3404,8 @@
         </w:pict>
       </w:r>
     </w:p>
-    <w:bookmarkEnd w:id="15"/>
-    <w:bookmarkStart w:id="19" w:name="X5983ac6757284437cc33d33b302877982f25165"/>
+    <w:bookmarkEnd w:id="21"/>
+    <w:bookmarkStart w:id="25" w:name="X5983ac6757284437cc33d33b302877982f25165"/>
     <w:p>
       <w:pPr>
         <w:pStyle w:val="Heading2"/>
@@ -3296,7 +3414,7 @@
         <w:t xml:space="preserve">4.4 ผลการฝึกสอนและประเมินประสิทธิภาพโมเดลปัญญาประดิษฐ์ Edge TinyML</w:t>
       </w:r>
     </w:p>
-    <w:bookmarkStart w:id="16" w:name="การลเขาของฟงกชนการสญเสย-loss-convergence"/>
+    <w:bookmarkStart w:id="22" w:name="การลเขาของฟงกชนการสญเสย-loss-convergence"/>
     <w:p>
       <w:pPr>
         <w:pStyle w:val="Heading3"/>
@@ -3385,8 +3503,8 @@
         <w:t xml:space="preserve">โดยไม่ปรากฏสัญญาณของการเกิด Overfitting</w:t>
       </w:r>
     </w:p>
-    <w:bookmarkEnd w:id="16"/>
-    <w:bookmarkStart w:id="17" w:name="X87f5a435d8571a4aaa73b5e6033814c128424cf"/>
+    <w:bookmarkEnd w:id="22"/>
+    <w:bookmarkStart w:id="23" w:name="X87f5a435d8571a4aaa73b5e6033814c128424cf"/>
     <w:p>
       <w:pPr>
         <w:pStyle w:val="Heading3"/>
@@ -3832,8 +3950,8 @@
         <w:t xml:space="preserve">ซึ่งเหนือกว่าการชดเชยเชิงเส้นดั้งเดิมอย่างมีนัยสำคัญ</w:t>
       </w:r>
     </w:p>
-    <w:bookmarkEnd w:id="17"/>
-    <w:bookmarkStart w:id="18" w:name="Xc641d43c10577d530c0ac6ed4d57b8eeab347b4"/>
+    <w:bookmarkEnd w:id="23"/>
+    <w:bookmarkStart w:id="24" w:name="Xc641d43c10577d530c0ac6ed4d57b8eeab347b4"/>
     <w:p>
       <w:pPr>
         <w:pStyle w:val="Heading3"/>
@@ -4009,9 +4127,9 @@
         </w:pict>
       </w:r>
     </w:p>
-    <w:bookmarkEnd w:id="18"/>
-    <w:bookmarkEnd w:id="19"/>
-    <w:bookmarkStart w:id="22" w:name="X5135b823ac0b18d3c6fd3517d8f79060461e259"/>
+    <w:bookmarkEnd w:id="24"/>
+    <w:bookmarkEnd w:id="25"/>
+    <w:bookmarkStart w:id="28" w:name="X5135b823ac0b18d3c6fd3517d8f79060461e259"/>
     <w:p>
       <w:pPr>
         <w:pStyle w:val="Heading2"/>
@@ -4028,7 +4146,7 @@
         <w:t xml:space="preserve">คณะผู้วิจัยได้ดำเนินการทดสอบความใช้ได้ของวิธีตามมาตรฐานสากล EURACHEM / CITAC Guide เพื่อพิสูจน์ความแม่น (Accuracy) และความเที่ยง (Precision) ของชุดทดสอบ ดังนี้</w:t>
       </w:r>
     </w:p>
-    <w:bookmarkStart w:id="20" w:name="การทดสอบความแมน-accuracy-bias"/>
+    <w:bookmarkStart w:id="26" w:name="การทดสอบความแมน-accuracy-bias"/>
     <w:p>
       <w:pPr>
         <w:pStyle w:val="Heading3"/>
@@ -5244,8 +5362,8 @@
         <w:t xml:space="preserve">ซึ่งมีค่าน้อยกว่าเกณฑ์มาตรฐานสากลร้อยละ 5.0 ถึงเกือบ 10 เท่า ยืนยันถึงความถูกต้องแม่นยำระดับสูงของชุดเครื่องมือ</w:t>
       </w:r>
     </w:p>
-    <w:bookmarkEnd w:id="20"/>
-    <w:bookmarkStart w:id="21" w:name="การทดสอบความเทยง-precision-rsd"/>
+    <w:bookmarkEnd w:id="26"/>
+    <w:bookmarkStart w:id="27" w:name="การทดสอบความเทยง-precision-rsd"/>
     <w:p>
       <w:pPr>
         <w:pStyle w:val="Heading3"/>
@@ -5729,9 +5847,9 @@
         </w:pict>
       </w:r>
     </w:p>
-    <w:bookmarkEnd w:id="21"/>
-    <w:bookmarkEnd w:id="22"/>
-    <w:bookmarkStart w:id="25" w:name="X8417bdb11c5deee750222ccff3b3583bd938f34"/>
+    <w:bookmarkEnd w:id="27"/>
+    <w:bookmarkEnd w:id="28"/>
+    <w:bookmarkStart w:id="34" w:name="X8417bdb11c5deee750222ccff3b3583bd938f34"/>
     <w:p>
       <w:pPr>
         <w:pStyle w:val="Heading2"/>
@@ -5745,7 +5863,62 @@
         <w:pStyle w:val="FirstParagraph"/>
       </w:pPr>
       <w:r>
-        <w:t xml:space="preserve">คณะผู้วิจัยได้นำชุดทดสอบพกพาภาคสนามปัญญาประดิษฐ์ไปทดสอบเก็บข้อมูลตัวอย่างดินจริงในแปลงสวนทุเรียน 30 แปลงตัวแทน ในจังหวัดจันทบุรี (อำเภอมะขาม และอำเภอท่าใหม่) และจังหวัดตราด (อำเภอเขาสมิง) โดยเปรียบเทียบผลการวัดทันทีในแปลงเพาะปลูก กับผลการตรวจวิเคราะห์ในห้องปฏิบัติการมาตรฐานด้วยเครื่อง Mettler Toledo SevenExcellence (1:1 Soil-to-Water Suspension Method) ดังแสดงในตารางที่ 4.6</w:t>
+        <w:t xml:space="preserve">คณะผู้วิจัยได้นำชุดทดสอบพกพาภาคสนามปัญญาประดิษฐ์ไปทดสอบเก็บข้อมูลตัวอย่างดินจริงในแปลงสวนทุเรียน 30 แปลงตัวแทน ในจังหวัดจันทบุรี (อำเภอมะขาม และอำเภอท่าใหม่) และจังหวัดตราด (อำเภอเขาสมิง) โดยเปรียบเทียบผลการวัดทันทีในแปลงเพาะปลูก กับผลการตรวจวิเคราะห์ในห้องปฏิบัติการมาตรฐานด้วยเครื่อง Mettler Toledo SevenExcellence (1:1 Soil-to-Water Suspension Method) การนำชุดทดสอบไปตรวจวัดภาคสนามจริงในแปลงสวนทุเรียนแสดงดังภาพที่ 4.3 และผลการตรวจวัดเปรียบเทียบแสดงดังตารางที่ 4.6</w:t>
+      </w:r>
+    </w:p>
+    <w:p>
+      <w:pPr>
+        <w:pStyle w:val="CaptionedFigure"/>
+      </w:pPr>
+      <w:r>
+        <w:drawing>
+          <wp:inline>
+            <wp:extent cx="3657600" cy="2731008"/>
+            <wp:effectExtent b="0" l="0" r="0" t="0"/>
+            <wp:docPr descr="ภาพที่ 4.3 การทดสอบวัดค่าความเป็นกรด-ด่างของดินภาคสนามจริงบริเวณเขตรากพืชในแปลงสวนทุเรียน จังหวัดจันทบุรี" title="" id="30" name="Picture"/>
+            <a:graphic>
+              <a:graphicData uri="http://schemas.openxmlformats.org/drawingml/2006/picture">
+                <pic:pic>
+                  <pic:nvPicPr>
+                    <pic:cNvPr descr="figures/fig4_3_durian_field_testing.jpg" id="31" name="Picture"/>
+                    <pic:cNvPicPr>
+                      <a:picLocks noChangeArrowheads="1" noChangeAspect="1"/>
+                    </pic:cNvPicPr>
+                  </pic:nvPicPr>
+                  <pic:blipFill>
+                    <a:blip r:embed="rId29"/>
+                    <a:stretch>
+                      <a:fillRect/>
+                    </a:stretch>
+                  </pic:blipFill>
+                  <pic:spPr bwMode="auto">
+                    <a:xfrm>
+                      <a:off x="0" y="0"/>
+                      <a:ext cx="3657600" cy="2731008"/>
+                    </a:xfrm>
+                    <a:prstGeom prst="rect">
+                      <a:avLst/>
+                    </a:prstGeom>
+                    <a:noFill/>
+                    <a:ln w="9525">
+                      <a:noFill/>
+                      <a:headEnd/>
+                      <a:tailEnd/>
+                    </a:ln>
+                  </pic:spPr>
+                </pic:pic>
+              </a:graphicData>
+            </a:graphic>
+          </wp:inline>
+        </w:drawing>
+      </w:r>
+    </w:p>
+    <w:p>
+      <w:pPr>
+        <w:pStyle w:val="ImageCaption"/>
+      </w:pPr>
+      <w:r>
+        <w:t xml:space="preserve">ภาพที่ 4.3 การทดสอบวัดค่าความเป็นกรด-ด่างของดินภาคสนามจริงบริเวณเขตรากพืชในแปลงสวนทุเรียน จังหวัดจันทบุรี</w:t>
       </w:r>
     </w:p>
     <w:p>
@@ -9133,7 +9306,7 @@
         </w:tc>
       </w:tr>
     </w:tbl>
-    <w:bookmarkStart w:id="23" w:name="X45a5dff39b9bddf12dd13e53f071cbc35bddf7c"/>
+    <w:bookmarkStart w:id="32" w:name="X45a5dff39b9bddf12dd13e53f071cbc35bddf7c"/>
     <w:p>
       <w:pPr>
         <w:pStyle w:val="Heading3"/>
@@ -9719,8 +9892,8 @@
         <w:t xml:space="preserve">ชุดทดสอบภาคสนามปัญญาประดิษฐ์ให้ผลการวัดที่สอดคล้องอย่างสมบูรณ์กับเครื่องมือวัดมาตรฐานระดับห้องปฏิบัติการ</w:t>
       </w:r>
     </w:p>
-    <w:bookmarkEnd w:id="23"/>
-    <w:bookmarkStart w:id="24" w:name="X27bc703567824637f83ea4ed21b675a5d52bd31"/>
+    <w:bookmarkEnd w:id="32"/>
+    <w:bookmarkStart w:id="33" w:name="X27bc703567824637f83ea4ed21b675a5d52bd31"/>
     <w:p>
       <w:pPr>
         <w:pStyle w:val="Heading3"/>
@@ -10226,9 +10399,9 @@
         </w:pict>
       </w:r>
     </w:p>
-    <w:bookmarkEnd w:id="24"/>
-    <w:bookmarkEnd w:id="25"/>
-    <w:bookmarkStart w:id="29" w:name="การอภปรายผลการวจย-discussion"/>
+    <w:bookmarkEnd w:id="33"/>
+    <w:bookmarkEnd w:id="34"/>
+    <w:bookmarkStart w:id="38" w:name="การอภปรายผลการวจย-discussion"/>
     <w:p>
       <w:pPr>
         <w:pStyle w:val="Heading2"/>
@@ -10245,7 +10418,7 @@
         <w:t xml:space="preserve">ผลการวิจัยในครั้งนี้เป็นเครื่องพิสูจน์เชิงประจักษ์ถึงความสำเร็จในการประยุกต์ใช้เทคโนโลยีปัญญาประดิษฐ์และการเรียนรู้ของเครื่องบนอุปกรณ์ปลายทาง (Edge TinyML) ร่วมกับองค์ความรู้ทางฟิสิกส์เคมี เพื่อแก้ไขจุดอ่อนเรื้อรังของเครื่องมือตรวจวัดค่าความเป็นกรด-ด่างของดินในภาคสนาม</w:t>
       </w:r>
     </w:p>
-    <w:bookmarkStart w:id="26" w:name="X66230cb0eba3d59397574ab021d89148461e9f5"/>
+    <w:bookmarkStart w:id="35" w:name="X66230cb0eba3d59397574ab021d89148461e9f5"/>
     <w:p>
       <w:pPr>
         <w:pStyle w:val="Heading3"/>
@@ -10427,8 +10600,8 @@
         <w:t xml:space="preserve">ที่รายงานว่าโครงข่ายประสาทเทียมสามารถลดความคลาดเคลื่อนของการสอบเทียบเซนเซอร์เคมีไฟฟ้าลงได้มากกว่า 3 เท่าเมื่อเทียบกับวิธีเชิงเส้นดั้งเดิม</w:t>
       </w:r>
     </w:p>
-    <w:bookmarkEnd w:id="26"/>
-    <w:bookmarkStart w:id="27" w:name="Xfdced3ec1c082fd2c189258ce71e65b8fca53f3"/>
+    <w:bookmarkEnd w:id="35"/>
+    <w:bookmarkStart w:id="36" w:name="Xfdced3ec1c082fd2c189258ce71e65b8fca53f3"/>
     <w:p>
       <w:pPr>
         <w:pStyle w:val="Heading3"/>
@@ -10477,8 +10650,8 @@
         <w:t xml:space="preserve">ในเรื่องการย้ายปัญญาประดิษฐ์มาสู่ระดับอุปกรณ์ (Edge AI for Precision Agriculture) ซึ่งช่วยให้เกษตรกรสามารถตรวจวัดดินได้ทันทีในพื้นที่หุบเขาหรือสวนทุเรียนที่ไม่มีสัญญาณโทรศัพท์มือถือ</w:t>
       </w:r>
     </w:p>
-    <w:bookmarkEnd w:id="27"/>
-    <w:bookmarkStart w:id="28" w:name="X3ca2bd6d3a74b0b4beb4278040a81023213d5a2"/>
+    <w:bookmarkEnd w:id="36"/>
+    <w:bookmarkStart w:id="37" w:name="X3ca2bd6d3a74b0b4beb4278040a81023213d5a2"/>
     <w:p>
       <w:pPr>
         <w:pStyle w:val="Heading3"/>
@@ -10529,9 +10702,9 @@
         <w:t xml:space="preserve">ชุดทดสอบที่พัฒนาขึ้นนี้มีระบบแจ้งเตือนสีแดงและคำแนะนำการใส่ปูนโดโลไมท์บนหน้าจอ Cyber Dashboard ทันทีที่พบดินกรดรุนแรง ทำให้ชาวสวนทุเรียนสามารถปรับปรุงดินได้อย่างทันท่วงที โดยไม่ต้องรอผลวิเคราะห์จากห้องปฏิบัติการที่ใช้เวลา 2-3 สัปดาห์ ช่วยลดความเสียหายต่อระบบรากทุเรียนและเพิ่มผลผลิตทางการเกษตรได้อย่างเป็นรูปธรรม</w:t>
       </w:r>
     </w:p>
-    <w:bookmarkEnd w:id="28"/>
-    <w:bookmarkEnd w:id="29"/>
-    <w:bookmarkEnd w:id="30"/>
+    <w:bookmarkEnd w:id="37"/>
+    <w:bookmarkEnd w:id="38"/>
+    <w:bookmarkEnd w:id="39"/>
     <w:sectPr>
       <w:footnotePr>
         <w:numRestart w:val="eachSect"/>
